--- a/docs/dossiers/KOR-Dossier-Greystar-2026-06-26.docx
+++ b/docs/dossiers/KOR-Dossier-Greystar-2026-06-26.docx
@@ -69,7 +69,7 @@
     </w:p>
     <w:p>
       <w:r>
-        <w:pict w14:anchorId="1555CA58">
+        <w:pict w14:anchorId="4F0406C7">
           <v:rect id="_x0000_i1025" style="width:0;height:1.5pt" o:hralign="center" o:hrstd="t" o:hr="t"/>
         </w:pict>
       </w:r>
@@ -650,7 +650,7 @@
     </w:tbl>
     <w:p>
       <w:r>
-        <w:pict w14:anchorId="174041A0">
+        <w:pict w14:anchorId="6884F195">
           <v:rect id="_x0000_i1026" style="width:0;height:1.5pt" o:hralign="center" o:hrstd="t" o:hr="t"/>
         </w:pict>
       </w:r>
@@ -727,7 +727,7 @@
     </w:p>
     <w:p>
       <w:r>
-        <w:pict w14:anchorId="17225EAF">
+        <w:pict w14:anchorId="4F34D38B">
           <v:rect id="_x0000_i1027" style="width:0;height:1.5pt" o:hralign="center" o:hrstd="t" o:hr="t"/>
         </w:pict>
       </w:r>
@@ -2441,7 +2441,7 @@
     </w:tbl>
     <w:p>
       <w:r>
-        <w:pict w14:anchorId="1C9724F6">
+        <w:pict w14:anchorId="38A46359">
           <v:rect id="_x0000_i1028" style="width:0;height:1.5pt" o:hralign="center" o:hrstd="t" o:hr="t"/>
         </w:pict>
       </w:r>
@@ -3185,7 +3185,7 @@
     </w:p>
     <w:p>
       <w:r>
-        <w:pict w14:anchorId="6D71AC7C">
+        <w:pict w14:anchorId="15841DBC">
           <v:rect id="_x0000_i1029" style="width:0;height:1.5pt" o:hralign="center" o:hrstd="t" o:hr="t"/>
         </w:pict>
       </w:r>
@@ -3363,7 +3363,7 @@
     </w:p>
     <w:p>
       <w:r>
-        <w:pict w14:anchorId="3CF2F6F3">
+        <w:pict w14:anchorId="087564F4">
           <v:rect id="_x0000_i1030" style="width:0;height:1.5pt" o:hralign="center" o:hrstd="t" o:hr="t"/>
         </w:pict>
       </w:r>
@@ -3570,7 +3570,7 @@
     </w:p>
     <w:p>
       <w:r>
-        <w:pict w14:anchorId="4FF8A351">
+        <w:pict w14:anchorId="1AAEAC33">
           <v:rect id="_x0000_i1031" style="width:0;height:1.5pt" o:hralign="center" o:hrstd="t" o:hr="t"/>
         </w:pict>
       </w:r>
@@ -4013,7 +4013,7 @@
   <w:abstractNum w:abstractNumId="0" w15:restartNumberingAfterBreak="0">
     <w:nsid w:val="0000A990"/>
     <w:multiLevelType w:val="multilevel"/>
-    <w:tmpl w:val="22AC7930"/>
+    <w:tmpl w:val="BCB629FC"/>
     <w:lvl w:ilvl="0">
       <w:numFmt w:val="bullet"/>
       <w:lvlText w:val=" "/>
@@ -4090,7 +4090,7 @@
   <w:abstractNum w:abstractNumId="1" w15:restartNumberingAfterBreak="0">
     <w:nsid w:val="0000A991"/>
     <w:multiLevelType w:val="multilevel"/>
-    <w:tmpl w:val="0302BF3A"/>
+    <w:tmpl w:val="6A9A0C3E"/>
     <w:lvl w:ilvl="0">
       <w:numFmt w:val="bullet"/>
       <w:lvlText w:val=""/>
@@ -4194,7 +4194,7 @@
   <w:abstractNum w:abstractNumId="2" w15:restartNumberingAfterBreak="0">
     <w:nsid w:val="00A99411"/>
     <w:multiLevelType w:val="multilevel"/>
-    <w:tmpl w:val="A860F256"/>
+    <w:tmpl w:val="50067F4E"/>
     <w:lvl w:ilvl="0">
       <w:start w:val="1"/>
       <w:numFmt w:val="decimal"/>
@@ -4277,13 +4277,13 @@
       </w:pPr>
     </w:lvl>
   </w:abstractNum>
-  <w:num w:numId="1" w16cid:durableId="1389105900">
+  <w:num w:numId="1" w16cid:durableId="1256403944">
     <w:abstractNumId w:val="0"/>
   </w:num>
-  <w:num w:numId="2" w16cid:durableId="1366909769">
+  <w:num w:numId="2" w16cid:durableId="884293030">
     <w:abstractNumId w:val="1"/>
   </w:num>
-  <w:num w:numId="3" w16cid:durableId="1240947304">
+  <w:num w:numId="3" w16cid:durableId="829293685">
     <w:abstractNumId w:val="2"/>
     <w:lvlOverride w:ilvl="0">
       <w:startOverride w:val="1"/>
@@ -4313,7 +4313,7 @@
       <w:startOverride w:val="1"/>
     </w:lvlOverride>
   </w:num>
-  <w:num w:numId="4" w16cid:durableId="908730275">
+  <w:num w:numId="4" w16cid:durableId="1350330117">
     <w:abstractNumId w:val="2"/>
     <w:lvlOverride w:ilvl="0">
       <w:startOverride w:val="1"/>
@@ -4343,7 +4343,7 @@
       <w:startOverride w:val="1"/>
     </w:lvlOverride>
   </w:num>
-  <w:num w:numId="5" w16cid:durableId="47581957">
+  <w:num w:numId="5" w16cid:durableId="401100685">
     <w:abstractNumId w:val="2"/>
     <w:lvlOverride w:ilvl="0">
       <w:startOverride w:val="1"/>
@@ -4373,7 +4373,7 @@
       <w:startOverride w:val="1"/>
     </w:lvlOverride>
   </w:num>
-  <w:num w:numId="6" w16cid:durableId="1676420143">
+  <w:num w:numId="6" w16cid:durableId="1084498815">
     <w:abstractNumId w:val="1"/>
   </w:num>
 </w:numbering>
@@ -5610,7 +5610,7 @@
     <w:name w:val="Grid Table 4"/>
     <w:basedOn w:val="TableNormal"/>
     <w:uiPriority w:val="49"/>
-    <w:rsid w:val="002562A0"/>
+    <w:rsid w:val="00542DCD"/>
     <w:pPr>
       <w:spacing w:after="0"/>
     </w:pPr>
